--- a/rus/docx/41.content.docx
+++ b/rus/docx/41.content.docx
@@ -12536,19 +12536,7 @@
         <w:rPr>
           <w:lang w:val="ru_RU" w:bidi="ru_RU"/>
         </w:rPr>
-        <w:t xml:space="preserve">; см. </w:t>
-      </w:r>
-      <w:r>
-        <w:rPr>
-          <w:lang w:val="ru_RU" w:bidi="ru_RU"/>
-        </w:rPr>
-        <w:t>Введение к Евангелию от Марка</w:t>
-      </w:r>
-      <w:r>
-        <w:rPr>
-          <w:lang w:val="ru_RU" w:bidi="ru_RU"/>
-        </w:rPr>
-        <w:t>, «Литературные особенности Евангелия от Марка»), которая уже была мертва в это время (</w:t>
+        <w:t>; см. Введение к Евангелию от Марка, «Литературные особенности Евангелия от Марка»), которая уже была мертва в это время (</w:t>
       </w:r>
       <w:r>
         <w:rPr>
@@ -18482,19 +18470,7 @@
         <w:rPr>
           <w:lang w:val="ru_RU" w:bidi="ru_RU"/>
         </w:rPr>
-        <w:t xml:space="preserve">Существует много дискуссий о том, почему Иисус ушёл из Галилеи в этот регион, где проживали язычники. Марк не даёт никаких объяснений, поэтому любые предположения являются лишь догадками. Читатели Марка из язычников могли расценить это путешествие Иисуса как предзнаменование миссии церкви в языческом мире, которая впоследствии произвела большое обращение язычников (подробнее о зарождении церкви в Риме см. </w:t>
-      </w:r>
-      <w:r>
-        <w:rPr>
-          <w:lang w:val="ru_RU" w:bidi="ru_RU"/>
-        </w:rPr>
-        <w:t>Введение к Посланию к Римлянам</w:t>
-      </w:r>
-      <w:r>
-        <w:rPr>
-          <w:lang w:val="ru_RU" w:bidi="ru_RU"/>
-        </w:rPr>
-        <w:t>).</w:t>
+        <w:t>Существует много дискуссий о том, почему Иисус ушёл из Галилеи в этот регион, где проживали язычники. Марк не даёт никаких объяснений, поэтому любые предположения являются лишь догадками. Читатели Марка из язычников могли расценить это путешествие Иисуса как предзнаменование миссии церкви в языческом мире, которая впоследствии произвела большое обращение язычников (подробнее о зарождении церкви в Риме см. Введение к Посланию к Римлянам).</w:t>
       </w:r>
       <w:r>
         <w:rPr>
@@ -30249,19 +30225,7 @@
         <w:rPr>
           <w:lang w:val="ru_RU" w:bidi="ru_RU"/>
         </w:rPr>
-        <w:t xml:space="preserve"> создают рамки для этого раздела (см. </w:t>
-      </w:r>
-      <w:r>
-        <w:rPr>
-          <w:lang w:val="ru_RU" w:bidi="ru_RU"/>
-        </w:rPr>
-        <w:t>Введение в Евангелие от Марка</w:t>
-      </w:r>
-      <w:r>
-        <w:rPr>
-          <w:lang w:val="ru_RU" w:bidi="ru_RU"/>
-        </w:rPr>
-        <w:t xml:space="preserve">, «Литературные приёмы в Евангелии от Марка»). Это событие также является переходом к рассказу о въезде Иисуса в Иерусалим как Мессии Израиля, начавшееся в </w:t>
+        <w:t xml:space="preserve"> создают рамки для этого раздела (см. Введение в Евангелие от Марка, «Литературные приёмы в Евангелии от Марка»). Это событие также является переходом к рассказу о въезде Иисуса в Иерусалим как Мессии Израиля, начавшееся в </w:t>
       </w:r>
       <w:r>
         <w:rPr>
@@ -37733,19 +37697,7 @@
         <w:rPr>
           <w:lang w:val="ru_RU" w:bidi="ru_RU"/>
         </w:rPr>
-        <w:t xml:space="preserve"> поддерживает мнение о том, что Марк написал своё Евангелие для церкви в Риме; см. </w:t>
-      </w:r>
-      <w:r>
-        <w:rPr>
-          <w:lang w:val="ru_RU" w:bidi="ru_RU"/>
-        </w:rPr>
-        <w:t>Введение в Евангелие от Марка</w:t>
-      </w:r>
-      <w:r>
-        <w:rPr>
-          <w:lang w:val="ru_RU" w:bidi="ru_RU"/>
-        </w:rPr>
-        <w:t xml:space="preserve">, «Адресаты»). Эти две лепты составляли одну шестьдесят четвертую </w:t>
+        <w:t xml:space="preserve"> поддерживает мнение о том, что Марк написал своё Евангелие для церкви в Риме; см. Введение в Евангелие от Марка, «Адресаты»). Эти две лепты составляли одну шестьдесят четвертую </w:t>
       </w:r>
       <w:r>
         <w:rPr>
